--- a/docs/modelo-bd/MODELO_BASE_DE_DATOS.docx
+++ b/docs/modelo-bd/MODELO_BASE_DE_DATOS.docx
@@ -202,7 +202,19 @@
         <w:spacing w:after="180" w:before="420"/>
       </w:pPr>
       <w:r>
-        <w:t xml:space="preserve">2. Diagrama — Núcleo (solicitantes, donaciones e inventario)</w:t>
+        <w:t xml:space="preserve">2. Diagrama</w:t>
+      </w:r>
+    </w:p>
+    <w:p>
+      <w:pPr>
+        <w:spacing w:after="140"/>
+      </w:pPr>
+      <w:r>
+        <w:rPr>
+          <w:i/>
+          <w:iCs/>
+        </w:rPr>
+        <w:t xml:space="preserve">Las 13 tablas del esquema en un único diagrama.</w:t>
       </w:r>
     </w:p>
     <w:tbl>
@@ -244,7 +256,7 @@
             <w:r>
               <w:drawing>
                 <wp:inline distT="0" distB="0" distL="0" distR="0">
-                  <wp:extent cx="6276975" cy="3295650"/>
+                  <wp:extent cx="6276975" cy="4152900"/>
                   <wp:effectExtent t="0" r="0" b="0" l="0"/>
                   <wp:docPr id="1" name="" descr="" title=""/>
                   <wp:cNvGraphicFramePr>
@@ -269,96 +281,7 @@
                         <pic:spPr bwMode="auto">
                           <a:xfrm>
                             <a:off x="0" y="0"/>
-                            <a:ext cx="6276975" cy="3295650"/>
-                          </a:xfrm>
-                          <a:prstGeom prst="rect">
-                            <a:avLst/>
-                          </a:prstGeom>
-                        </pic:spPr>
-                      </pic:pic>
-                    </a:graphicData>
-                  </a:graphic>
-                </wp:inline>
-              </w:drawing>
-            </w:r>
-          </w:p>
-        </w:tc>
-      </w:tr>
-    </w:tbl>
-    <w:p>
-      <w:pPr>
-        <w:pStyle w:val="Heading1"/>
-        <w:spacing w:after="180" w:before="420"/>
-      </w:pPr>
-      <w:r>
-        <w:t xml:space="preserve">3. Diagrama — Turnos, Logística y Catálogo</w:t>
-      </w:r>
-    </w:p>
-    <w:tbl>
-      <w:tblPr>
-        <w:tblW w:type="dxa" w:w="10080"/>
-        <w:tblBorders>
-          <w:top w:val="single" w:color="auto" w:sz="4"/>
-          <w:left w:val="single" w:color="auto" w:sz="4"/>
-          <w:bottom w:val="single" w:color="auto" w:sz="4"/>
-          <w:right w:val="single" w:color="auto" w:sz="4"/>
-          <w:insideH w:val="single" w:color="auto" w:sz="4"/>
-          <w:insideV w:val="single" w:color="auto" w:sz="4"/>
-        </w:tblBorders>
-      </w:tblPr>
-      <w:tblGrid>
-        <w:gridCol w:w="10080"/>
-      </w:tblGrid>
-      <w:tr>
-        <w:tc>
-          <w:tcPr>
-            <w:tcW w:type="dxa" w:w="10080"/>
-            <w:tcBorders>
-              <w:top w:val="single" w:color="999999" w:sz="4"/>
-              <w:left w:val="single" w:color="999999" w:sz="4"/>
-              <w:bottom w:val="single" w:color="999999" w:sz="4"/>
-              <w:right w:val="single" w:color="999999" w:sz="4"/>
-            </w:tcBorders>
-            <w:tcMar>
-              <w:top w:type="dxa" w:w="100"/>
-              <w:left w:type="dxa" w:w="100"/>
-              <w:bottom w:type="dxa" w:w="100"/>
-              <w:right w:type="dxa" w:w="100"/>
-            </w:tcMar>
-          </w:tcPr>
-          <w:p>
-            <w:pPr>
-              <w:jc w:val="center"/>
-            </w:pPr>
-            <w:r>
-              <w:drawing>
-                <wp:inline distT="0" distB="0" distL="0" distR="0">
-                  <wp:extent cx="6276975" cy="2552700"/>
-                  <wp:effectExtent t="0" r="0" b="0" l="0"/>
-                  <wp:docPr id="1" name="" descr="" title=""/>
-                  <wp:cNvGraphicFramePr>
-                    <a:graphicFrameLocks xmlns:a="http://schemas.openxmlformats.org/drawingml/2006/main" noChangeAspect="1"/>
-                  </wp:cNvGraphicFramePr>
-                  <a:graphic xmlns:a="http://schemas.openxmlformats.org/drawingml/2006/main">
-                    <a:graphicData uri="http://schemas.openxmlformats.org/drawingml/2006/picture">
-                      <pic:pic xmlns:pic="http://schemas.openxmlformats.org/drawingml/2006/picture">
-                        <pic:nvPicPr>
-                          <pic:cNvPr id="0" name="" descr=""/>
-                          <pic:cNvPicPr>
-                            <a:picLocks noChangeAspect="1" noChangeArrowheads="1"/>
-                          </pic:cNvPicPr>
-                        </pic:nvPicPr>
-                        <pic:blipFill>
-                          <a:blip r:embed="rId10" cstate="none"/>
-                          <a:srcRect/>
-                          <a:stretch>
-                            <a:fillRect/>
-                          </a:stretch>
-                        </pic:blipFill>
-                        <pic:spPr bwMode="auto">
-                          <a:xfrm>
-                            <a:off x="0" y="0"/>
-                            <a:ext cx="6276975" cy="2552700"/>
+                            <a:ext cx="6276975" cy="4152900"/>
                           </a:xfrm>
                           <a:prstGeom prst="rect">
                             <a:avLst/>
@@ -383,7 +306,7 @@
           <w:i/>
           <w:iCs/>
         </w:rPr>
-        <w:t xml:space="preserve">Ambos diagramas muestran columnas clave (PK/FK/UNIQUE + atributos distintivos) para que se lean de un vistazo. El detalle completo de cada tabla está en el diccionario de datos (sección 4).</w:t>
+        <w:t xml:space="preserve">El diagrama muestra columnas clave (PK/FK/UNIQUE + atributos distintivos) para que se lea de un vistazo. El detalle completo de cada tabla está en el diccionario de datos (sección 3).</w:t>
       </w:r>
     </w:p>
     <w:p>
@@ -392,7 +315,7 @@
         <w:spacing w:after="180" w:before="420"/>
       </w:pPr>
       <w:r>
-        <w:t xml:space="preserve">4. Diccionario de datos</w:t>
+        <w:t xml:space="preserve">3. Diccionario de datos</w:t>
       </w:r>
     </w:p>
     <w:p>
@@ -13490,7 +13413,7 @@
         <w:spacing w:after="180" w:before="420"/>
       </w:pPr>
       <w:r>
-        <w:t xml:space="preserve">5. Índices</w:t>
+        <w:t xml:space="preserve">4. Índices</w:t>
       </w:r>
     </w:p>
     <w:tbl>
@@ -14559,7 +14482,7 @@
         <w:spacing w:after="180" w:before="420"/>
       </w:pPr>
       <w:r>
-        <w:t xml:space="preserve">6. Decisiones de diseño transversales</w:t>
+        <w:t xml:space="preserve">5. Decisiones de diseño transversales</w:t>
       </w:r>
     </w:p>
     <w:p>

--- a/docs/modelo-bd/MODELO_BASE_DE_DATOS.docx
+++ b/docs/modelo-bd/MODELO_BASE_DE_DATOS.docx
@@ -93,7 +93,7 @@
         <w:spacing w:after="140"/>
       </w:pPr>
       <w:r>
-        <w:t xml:space="preserve">Modelo físico relacional (PostgreSQL), reconstruido a partir de las migraciones Flyway (backend/src/main/resources/db/migration/V1 a V14), que son la única fuente de verdad del schema (Hibernate corre en modo none). A diferencia de la Vista Lógica del Documento de Arquitectura —que modela conceptos de dominio—, este documento describe las tablas, columnas, tipos y restricciones reales tal como existen en la base.</w:t>
+        <w:t xml:space="preserve">Modelo físico relacional (PostgreSQL), reconstruido a partir de las migraciones Flyway (backend/src/main/resources/db/migration/V1 a V16; V15 solo carga un usuario semilla, no altera el schema), que son la única fuente de verdad del schema (Hibernate corre en modo none). A diferencia de la Vista Lógica del Documento de Arquitectura —que modela conceptos de dominio—, este documento describe las tablas, columnas, tipos y restricciones reales tal como existen en la base.</w:t>
       </w:r>
     </w:p>
     <w:p>
@@ -7961,7 +7961,7 @@
         <w:spacing w:after="140" w:before="280"/>
       </w:pPr>
       <w:r>
-        <w:t xml:space="preserve">appointments — V10, alterada en V14</w:t>
+        <w:t xml:space="preserve">appointments — V10, alterada en V14 y V16</w:t>
       </w:r>
     </w:p>
     <w:tbl>
@@ -8535,7 +8535,7 @@
                 <w:sz w:val="17"/>
                 <w:szCs w:val="17"/>
               </w:rPr>
-              <w:t xml:space="preserve">NOT NULL, DEFAULT PENDING_PAYMENT, CHECK IN (5 valores)</w:t>
+              <w:t xml:space="preserve">NOT NULL, DEFAULT PENDING_PAYMENT, CHECK IN (6 valores)</w:t>
             </w:r>
           </w:p>
         </w:tc>
@@ -8558,7 +8558,7 @@
                 <w:sz w:val="17"/>
                 <w:szCs w:val="17"/>
               </w:rPr>
-              <w:t xml:space="preserve">el default cambió de SCHEDULED a PENDING_PAYMENT en V14 (bono contribución)</w:t>
+              <w:t xml:space="preserve">V16 agrega PENDING_REVIEW entre la carga del comprobante y su aprobación por un operador</w:t>
             </w:r>
           </w:p>
         </w:tc>
@@ -14547,7 +14547,7 @@
         <w:spacing w:after="70"/>
       </w:pPr>
       <w:r>
-        <w:t xml:space="preserve">Migraciones append-only: los ALTER TABLE de V6, V9, V13 y V14 agregan columnas o reemplazan un CHECK completo (DROP CONSTRAINT + ADD CONSTRAINT), nunca editan una migración ya aplicada.</w:t>
+        <w:t xml:space="preserve">Migraciones append-only: los ALTER TABLE de V6, V9, V13, V14 y V16 agregan columnas o reemplazan un CHECK completo (DROP CONSTRAINT + ADD CONSTRAINT), nunca editan una migración ya aplicada.</w:t>
       </w:r>
     </w:p>
     <w:sectPr>

--- a/docs/modelo-bd/MODELO_BASE_DE_DATOS.docx
+++ b/docs/modelo-bd/MODELO_BASE_DE_DATOS.docx
@@ -256,7 +256,7 @@
             <w:r>
               <w:drawing>
                 <wp:inline distT="0" distB="0" distL="0" distR="0">
-                  <wp:extent cx="6276975" cy="4152900"/>
+                  <wp:extent cx="6276975" cy="2699099"/>
                   <wp:effectExtent t="0" r="0" b="0" l="0"/>
                   <wp:docPr id="1" name="" descr="" title=""/>
                   <wp:cNvGraphicFramePr>
@@ -281,7 +281,7 @@
                         <pic:spPr bwMode="auto">
                           <a:xfrm>
                             <a:off x="0" y="0"/>
-                            <a:ext cx="6276975" cy="4152900"/>
+                            <a:ext cx="6276975" cy="2699099"/>
                           </a:xfrm>
                           <a:prstGeom prst="rect">
                             <a:avLst/>
@@ -307,6 +307,27 @@
           <w:iCs/>
         </w:rPr>
         <w:t xml:space="preserve">El diagrama muestra columnas clave (PK/FK/UNIQUE + atributos distintivos) para que se lea de un vistazo. El detalle completo de cada tabla está en el diccionario de datos (sección 3).</w:t>
+      </w:r>
+    </w:p>
+    <w:p>
+      <w:pPr>
+        <w:spacing w:after="140"/>
+      </w:pPr>
+      <w:r>
+        <w:rPr>
+          <w:b/>
+          <w:bCs/>
+          <w:i/>
+          <w:iCs/>
+        </w:rPr>
+        <w:t xml:space="preserve">Nota de idioma: </w:t>
+      </w:r>
+      <w:r>
+        <w:rPr>
+          <w:i/>
+          <w:iCs/>
+        </w:rPr>
+        <w:t xml:space="preserve">los nombres de tabla y columna del diagrama están en español (con el nombre real en inglés debajo del título de cada tabla y entre paréntesis junto a cada columna), para facilitar su interpretación en la defensa. El schema real (migraciones Flyway, entidades, repositorios) sigue 100% en inglés, sin cambios — es una traducción solo a nivel de este diagrama, no del código ni de la base de datos. El diccionario de datos (sección 3) usa los nombres reales tal como existen en el schema.</w:t>
       </w:r>
     </w:p>
     <w:p>
